--- a/文档（项目相关的作业所需提交文档生成在这里）/01_项目立项/19组-程晓洋-项目立项.docx
+++ b/文档（项目相关的作业所需提交文档生成在这里）/01_项目立项/19组-程晓洋-项目立项.docx
@@ -1559,18 +1559,15 @@
             <w:shd w:fill="EAF2FB"/>
           </w:tcPr>
           <w:p>
-            <w:pPr>
-              <w:spacing w:before="0" w:after="0" w:line="276" w:lineRule="auto"/>
-            </w:pPr>
             <w:r/>
             <w:r>
               <w:rPr>
-                <w:rFonts w:ascii="Calibri" w:hAnsi="Calibri" w:eastAsia="Microsoft YaHei"/>
+                <w:rFonts w:ascii="Times New Roman" w:hAnsi="Times New Roman" w:eastAsia="宋体"/>
                 <w:b/>
-                <w:color w:val="1C436E"/>
+                <w:color w:val="000000"/>
                 <w:sz w:val="19"/>
               </w:rPr>
-              <w:t>模块</w:t>
+              <w:t>一级模块</w:t>
             </w:r>
           </w:p>
         </w:tc>
@@ -1587,15 +1584,12 @@
             <w:shd w:fill="EAF2FB"/>
           </w:tcPr>
           <w:p>
-            <w:pPr>
-              <w:spacing w:before="0" w:after="0" w:line="276" w:lineRule="auto"/>
-            </w:pPr>
             <w:r/>
             <w:r>
               <w:rPr>
-                <w:rFonts w:ascii="Calibri" w:hAnsi="Calibri" w:eastAsia="Microsoft YaHei"/>
+                <w:rFonts w:ascii="Times New Roman" w:hAnsi="Times New Roman" w:eastAsia="宋体"/>
                 <w:b/>
-                <w:color w:val="1C436E"/>
+                <w:color w:val="000000"/>
                 <w:sz w:val="19"/>
               </w:rPr>
               <w:t>功能说明</w:t>
@@ -1615,18 +1609,15 @@
             <w:shd w:fill="EAF2FB"/>
           </w:tcPr>
           <w:p>
-            <w:pPr>
-              <w:spacing w:before="0" w:after="0" w:line="276" w:lineRule="auto"/>
-            </w:pPr>
             <w:r/>
             <w:r>
               <w:rPr>
-                <w:rFonts w:ascii="Calibri" w:hAnsi="Calibri" w:eastAsia="Microsoft YaHei"/>
+                <w:rFonts w:ascii="Times New Roman" w:hAnsi="Times New Roman" w:eastAsia="宋体"/>
                 <w:b/>
-                <w:color w:val="1C436E"/>
+                <w:color w:val="000000"/>
                 <w:sz w:val="19"/>
               </w:rPr>
-              <w:t>首期优先级</w:t>
+              <w:t>优先级</w:t>
             </w:r>
           </w:p>
         </w:tc>
@@ -1635,63 +1626,51 @@
         <w:tc>
           <w:tcPr>
             <w:tcW w:type="dxa" w:w="1900"/>
-            <w:vAlign w:val="center"/>
           </w:tcPr>
           <w:p>
-            <w:pPr>
-              <w:spacing w:before="0" w:after="0" w:line="276" w:lineRule="auto"/>
-            </w:pPr>
             <w:r/>
             <w:r>
               <w:rPr>
-                <w:rFonts w:ascii="Calibri" w:hAnsi="Calibri" w:eastAsia="Microsoft YaHei"/>
+                <w:rFonts w:ascii="Times New Roman" w:hAnsi="Times New Roman" w:eastAsia="宋体"/>
                 <w:b w:val="0"/>
-                <w:color w:val="232323"/>
-                <w:sz w:val="18"/>
+                <w:color w:val="000000"/>
+                <w:sz w:val="19"/>
               </w:rPr>
-              <w:t>车位状态感知</w:t>
+              <w:t>M1 路内停车位视觉检测</w:t>
             </w:r>
           </w:p>
         </w:tc>
         <w:tc>
           <w:tcPr>
             <w:tcW w:type="dxa" w:w="5950"/>
-            <w:vAlign w:val="center"/>
           </w:tcPr>
           <w:p>
-            <w:pPr>
-              <w:spacing w:before="0" w:after="0" w:line="276" w:lineRule="auto"/>
-            </w:pPr>
             <w:r/>
             <w:r>
               <w:rPr>
-                <w:rFonts w:ascii="Calibri" w:hAnsi="Calibri" w:eastAsia="Microsoft YaHei"/>
+                <w:rFonts w:ascii="Times New Roman" w:hAnsi="Times New Roman" w:eastAsia="宋体"/>
                 <w:b w:val="0"/>
-                <w:color w:val="232323"/>
-                <w:sz w:val="18"/>
+                <w:color w:val="000000"/>
+                <w:sz w:val="19"/>
               </w:rPr>
-              <w:t>通过 AI 视频桩、高位相机或模拟接口获取空闲、占用、违停和车牌信息。</w:t>
+              <w:t>模拟识别路内车位空闲、占用、违停和车牌信息，支持人工复核。</w:t>
             </w:r>
           </w:p>
         </w:tc>
         <w:tc>
           <w:tcPr>
             <w:tcW w:type="dxa" w:w="1750"/>
-            <w:vAlign w:val="center"/>
           </w:tcPr>
           <w:p>
-            <w:pPr>
-              <w:spacing w:before="0" w:after="0" w:line="276" w:lineRule="auto"/>
-            </w:pPr>
             <w:r/>
             <w:r>
               <w:rPr>
-                <w:rFonts w:ascii="Calibri" w:hAnsi="Calibri" w:eastAsia="Microsoft YaHei"/>
+                <w:rFonts w:ascii="Times New Roman" w:hAnsi="Times New Roman" w:eastAsia="宋体"/>
                 <w:b w:val="0"/>
-                <w:color w:val="232323"/>
-                <w:sz w:val="18"/>
+                <w:color w:val="000000"/>
+                <w:sz w:val="19"/>
               </w:rPr>
-              <w:t>高</w:t>
+              <w:t>P1</w:t>
             </w:r>
           </w:p>
         </w:tc>
@@ -1700,63 +1679,51 @@
         <w:tc>
           <w:tcPr>
             <w:tcW w:type="dxa" w:w="1900"/>
-            <w:vAlign w:val="center"/>
           </w:tcPr>
           <w:p>
-            <w:pPr>
-              <w:spacing w:before="0" w:after="0" w:line="276" w:lineRule="auto"/>
-            </w:pPr>
             <w:r/>
             <w:r>
               <w:rPr>
-                <w:rFonts w:ascii="Calibri" w:hAnsi="Calibri" w:eastAsia="Microsoft YaHei"/>
+                <w:rFonts w:ascii="Times New Roman" w:hAnsi="Times New Roman" w:eastAsia="宋体"/>
                 <w:b w:val="0"/>
-                <w:color w:val="232323"/>
-                <w:sz w:val="18"/>
+                <w:color w:val="000000"/>
+                <w:sz w:val="19"/>
               </w:rPr>
-              <w:t>停车场数据接入</w:t>
+              <w:t>M2 停车场数据联网接入</w:t>
             </w:r>
           </w:p>
         </w:tc>
         <w:tc>
           <w:tcPr>
             <w:tcW w:type="dxa" w:w="5950"/>
-            <w:vAlign w:val="center"/>
           </w:tcPr>
           <w:p>
-            <w:pPr>
-              <w:spacing w:before="0" w:after="0" w:line="276" w:lineRule="auto"/>
-            </w:pPr>
             <w:r/>
             <w:r>
               <w:rPr>
-                <w:rFonts w:ascii="Calibri" w:hAnsi="Calibri" w:eastAsia="Microsoft YaHei"/>
+                <w:rFonts w:ascii="Times New Roman" w:hAnsi="Times New Roman" w:eastAsia="宋体"/>
                 <w:b w:val="0"/>
-                <w:color w:val="232323"/>
-                <w:sz w:val="18"/>
+                <w:color w:val="000000"/>
+                <w:sz w:val="19"/>
               </w:rPr>
-              <w:t>对接停车场管理系统，汇聚实时空余车位、价格和运营状态。</w:t>
+              <w:t>通过标准化接口汇聚路外停车场空位、价格和运营状态。</w:t>
             </w:r>
           </w:p>
         </w:tc>
         <w:tc>
           <w:tcPr>
             <w:tcW w:type="dxa" w:w="1750"/>
-            <w:vAlign w:val="center"/>
           </w:tcPr>
           <w:p>
-            <w:pPr>
-              <w:spacing w:before="0" w:after="0" w:line="276" w:lineRule="auto"/>
-            </w:pPr>
             <w:r/>
             <w:r>
               <w:rPr>
-                <w:rFonts w:ascii="Calibri" w:hAnsi="Calibri" w:eastAsia="Microsoft YaHei"/>
+                <w:rFonts w:ascii="Times New Roman" w:hAnsi="Times New Roman" w:eastAsia="宋体"/>
                 <w:b w:val="0"/>
-                <w:color w:val="232323"/>
-                <w:sz w:val="18"/>
+                <w:color w:val="000000"/>
+                <w:sz w:val="19"/>
               </w:rPr>
-              <w:t>高</w:t>
+              <w:t>P0</w:t>
             </w:r>
           </w:p>
         </w:tc>
@@ -1765,63 +1732,51 @@
         <w:tc>
           <w:tcPr>
             <w:tcW w:type="dxa" w:w="1900"/>
-            <w:vAlign w:val="center"/>
           </w:tcPr>
           <w:p>
-            <w:pPr>
-              <w:spacing w:before="0" w:after="0" w:line="276" w:lineRule="auto"/>
-            </w:pPr>
             <w:r/>
             <w:r>
               <w:rPr>
-                <w:rFonts w:ascii="Calibri" w:hAnsi="Calibri" w:eastAsia="Microsoft YaHei"/>
+                <w:rFonts w:ascii="Times New Roman" w:hAnsi="Times New Roman" w:eastAsia="宋体"/>
                 <w:b w:val="0"/>
-                <w:color w:val="232323"/>
-                <w:sz w:val="18"/>
+                <w:color w:val="000000"/>
+                <w:sz w:val="19"/>
               </w:rPr>
-              <w:t>城市停车一张图</w:t>
+              <w:t>M3 城市停车一张图</w:t>
             </w:r>
           </w:p>
         </w:tc>
         <w:tc>
           <w:tcPr>
             <w:tcW w:type="dxa" w:w="5950"/>
-            <w:vAlign w:val="center"/>
           </w:tcPr>
           <w:p>
-            <w:pPr>
-              <w:spacing w:before="0" w:after="0" w:line="276" w:lineRule="auto"/>
-            </w:pPr>
             <w:r/>
             <w:r>
               <w:rPr>
-                <w:rFonts w:ascii="Calibri" w:hAnsi="Calibri" w:eastAsia="Microsoft YaHei"/>
+                <w:rFonts w:ascii="Times New Roman" w:hAnsi="Times New Roman" w:eastAsia="宋体"/>
                 <w:b w:val="0"/>
-                <w:color w:val="232323"/>
-                <w:sz w:val="18"/>
+                <w:color w:val="000000"/>
+                <w:sz w:val="19"/>
               </w:rPr>
-              <w:t>在地图或模拟地图中展示停车场位置、空位、价格、距离和区域热度。</w:t>
+              <w:t>展示停车场位置、空位、价格、距离和区域热度，支持筛选推荐。</w:t>
             </w:r>
           </w:p>
         </w:tc>
         <w:tc>
           <w:tcPr>
             <w:tcW w:type="dxa" w:w="1750"/>
-            <w:vAlign w:val="center"/>
           </w:tcPr>
           <w:p>
-            <w:pPr>
-              <w:spacing w:before="0" w:after="0" w:line="276" w:lineRule="auto"/>
-            </w:pPr>
             <w:r/>
             <w:r>
               <w:rPr>
-                <w:rFonts w:ascii="Calibri" w:hAnsi="Calibri" w:eastAsia="Microsoft YaHei"/>
+                <w:rFonts w:ascii="Times New Roman" w:hAnsi="Times New Roman" w:eastAsia="宋体"/>
                 <w:b w:val="0"/>
-                <w:color w:val="232323"/>
-                <w:sz w:val="18"/>
+                <w:color w:val="000000"/>
+                <w:sz w:val="19"/>
               </w:rPr>
-              <w:t>高</w:t>
+              <w:t>P0</w:t>
             </w:r>
           </w:p>
         </w:tc>
@@ -1830,63 +1785,51 @@
         <w:tc>
           <w:tcPr>
             <w:tcW w:type="dxa" w:w="1900"/>
-            <w:vAlign w:val="center"/>
           </w:tcPr>
           <w:p>
-            <w:pPr>
-              <w:spacing w:before="0" w:after="0" w:line="276" w:lineRule="auto"/>
-            </w:pPr>
             <w:r/>
             <w:r>
               <w:rPr>
-                <w:rFonts w:ascii="Calibri" w:hAnsi="Calibri" w:eastAsia="Microsoft YaHei"/>
+                <w:rFonts w:ascii="Times New Roman" w:hAnsi="Times New Roman" w:eastAsia="宋体"/>
                 <w:b w:val="0"/>
-                <w:color w:val="232323"/>
-                <w:sz w:val="18"/>
+                <w:color w:val="000000"/>
+                <w:sz w:val="19"/>
               </w:rPr>
-              <w:t>智能推荐与预约</w:t>
+              <w:t>M4 停车诱导信息发布</w:t>
             </w:r>
           </w:p>
         </w:tc>
         <w:tc>
           <w:tcPr>
             <w:tcW w:type="dxa" w:w="5950"/>
-            <w:vAlign w:val="center"/>
           </w:tcPr>
           <w:p>
-            <w:pPr>
-              <w:spacing w:before="0" w:after="0" w:line="276" w:lineRule="auto"/>
-            </w:pPr>
             <w:r/>
             <w:r>
               <w:rPr>
-                <w:rFonts w:ascii="Calibri" w:hAnsi="Calibri" w:eastAsia="Microsoft YaHei"/>
+                <w:rFonts w:ascii="Times New Roman" w:hAnsi="Times New Roman" w:eastAsia="宋体"/>
                 <w:b w:val="0"/>
-                <w:color w:val="232323"/>
-                <w:sz w:val="18"/>
+                <w:color w:val="000000"/>
+                <w:sz w:val="19"/>
               </w:rPr>
-              <w:t>按目的地、距离、价格、空位、预约可用性推荐停车方案。</w:t>
+              <w:t>维护诱导屏并按空位状态生成、模拟发布诱导内容。</w:t>
             </w:r>
           </w:p>
         </w:tc>
         <w:tc>
           <w:tcPr>
             <w:tcW w:type="dxa" w:w="1750"/>
-            <w:vAlign w:val="center"/>
           </w:tcPr>
           <w:p>
-            <w:pPr>
-              <w:spacing w:before="0" w:after="0" w:line="276" w:lineRule="auto"/>
-            </w:pPr>
             <w:r/>
             <w:r>
               <w:rPr>
-                <w:rFonts w:ascii="Calibri" w:hAnsi="Calibri" w:eastAsia="Microsoft YaHei"/>
+                <w:rFonts w:ascii="Times New Roman" w:hAnsi="Times New Roman" w:eastAsia="宋体"/>
                 <w:b w:val="0"/>
-                <w:color w:val="232323"/>
-                <w:sz w:val="18"/>
+                <w:color w:val="000000"/>
+                <w:sz w:val="19"/>
               </w:rPr>
-              <w:t>高</w:t>
+              <w:t>P1</w:t>
             </w:r>
           </w:p>
         </w:tc>
@@ -1895,63 +1838,51 @@
         <w:tc>
           <w:tcPr>
             <w:tcW w:type="dxa" w:w="1900"/>
-            <w:vAlign w:val="center"/>
           </w:tcPr>
           <w:p>
-            <w:pPr>
-              <w:spacing w:before="0" w:after="0" w:line="276" w:lineRule="auto"/>
-            </w:pPr>
             <w:r/>
             <w:r>
               <w:rPr>
-                <w:rFonts w:ascii="Calibri" w:hAnsi="Calibri" w:eastAsia="Microsoft YaHei"/>
+                <w:rFonts w:ascii="Times New Roman" w:hAnsi="Times New Roman" w:eastAsia="宋体"/>
                 <w:b w:val="0"/>
-                <w:color w:val="232323"/>
-                <w:sz w:val="18"/>
+                <w:color w:val="000000"/>
+                <w:sz w:val="19"/>
               </w:rPr>
-              <w:t>车牌识别与支付</w:t>
+              <w:t>M5 智能导航与车位预约</w:t>
             </w:r>
           </w:p>
         </w:tc>
         <w:tc>
           <w:tcPr>
             <w:tcW w:type="dxa" w:w="5950"/>
-            <w:vAlign w:val="center"/>
           </w:tcPr>
           <w:p>
-            <w:pPr>
-              <w:spacing w:before="0" w:after="0" w:line="276" w:lineRule="auto"/>
-            </w:pPr>
             <w:r/>
             <w:r>
               <w:rPr>
-                <w:rFonts w:ascii="Calibri" w:hAnsi="Calibri" w:eastAsia="Microsoft YaHei"/>
+                <w:rFonts w:ascii="Times New Roman" w:hAnsi="Times New Roman" w:eastAsia="宋体"/>
                 <w:b w:val="0"/>
-                <w:color w:val="232323"/>
-                <w:sz w:val="18"/>
+                <w:color w:val="000000"/>
+                <w:sz w:val="19"/>
               </w:rPr>
-              <w:t>支持入出场识别、自动计费、绑定账户扣款或模拟支付。</w:t>
+              <w:t>推荐停车方案，支持预约车位并锁定15分钟。</w:t>
             </w:r>
           </w:p>
         </w:tc>
         <w:tc>
           <w:tcPr>
             <w:tcW w:type="dxa" w:w="1750"/>
-            <w:vAlign w:val="center"/>
           </w:tcPr>
           <w:p>
-            <w:pPr>
-              <w:spacing w:before="0" w:after="0" w:line="276" w:lineRule="auto"/>
-            </w:pPr>
             <w:r/>
             <w:r>
               <w:rPr>
-                <w:rFonts w:ascii="Calibri" w:hAnsi="Calibri" w:eastAsia="Microsoft YaHei"/>
+                <w:rFonts w:ascii="Times New Roman" w:hAnsi="Times New Roman" w:eastAsia="宋体"/>
                 <w:b w:val="0"/>
-                <w:color w:val="232323"/>
-                <w:sz w:val="18"/>
+                <w:color w:val="000000"/>
+                <w:sz w:val="19"/>
               </w:rPr>
-              <w:t>中</w:t>
+              <w:t>P0</w:t>
             </w:r>
           </w:p>
         </w:tc>
@@ -1960,63 +1891,51 @@
         <w:tc>
           <w:tcPr>
             <w:tcW w:type="dxa" w:w="1900"/>
-            <w:vAlign w:val="center"/>
           </w:tcPr>
           <w:p>
-            <w:pPr>
-              <w:spacing w:before="0" w:after="0" w:line="276" w:lineRule="auto"/>
-            </w:pPr>
             <w:r/>
             <w:r>
               <w:rPr>
-                <w:rFonts w:ascii="Calibri" w:hAnsi="Calibri" w:eastAsia="Microsoft YaHei"/>
+                <w:rFonts w:ascii="Times New Roman" w:hAnsi="Times New Roman" w:eastAsia="宋体"/>
                 <w:b w:val="0"/>
-                <w:color w:val="232323"/>
-                <w:sz w:val="18"/>
+                <w:color w:val="000000"/>
+                <w:sz w:val="19"/>
               </w:rPr>
-              <w:t>运营管理后台</w:t>
+              <w:t>M6 车牌识别与无感支付</w:t>
             </w:r>
           </w:p>
         </w:tc>
         <w:tc>
           <w:tcPr>
             <w:tcW w:type="dxa" w:w="5950"/>
-            <w:vAlign w:val="center"/>
           </w:tcPr>
           <w:p>
-            <w:pPr>
-              <w:spacing w:before="0" w:after="0" w:line="276" w:lineRule="auto"/>
-            </w:pPr>
             <w:r/>
             <w:r>
               <w:rPr>
-                <w:rFonts w:ascii="Calibri" w:hAnsi="Calibri" w:eastAsia="Microsoft YaHei"/>
+                <w:rFonts w:ascii="Times New Roman" w:hAnsi="Times New Roman" w:eastAsia="宋体"/>
                 <w:b w:val="0"/>
-                <w:color w:val="232323"/>
-                <w:sz w:val="18"/>
+                <w:color w:val="000000"/>
+                <w:sz w:val="19"/>
               </w:rPr>
-              <w:t>管理停车场、车位、订单、收入、设备状态和异常告警。</w:t>
+              <w:t>模拟车牌入出场、自动计费和无感支付，完成订单闭环。</w:t>
             </w:r>
           </w:p>
         </w:tc>
         <w:tc>
           <w:tcPr>
             <w:tcW w:type="dxa" w:w="1750"/>
-            <w:vAlign w:val="center"/>
           </w:tcPr>
           <w:p>
-            <w:pPr>
-              <w:spacing w:before="0" w:after="0" w:line="276" w:lineRule="auto"/>
-            </w:pPr>
             <w:r/>
             <w:r>
               <w:rPr>
-                <w:rFonts w:ascii="Calibri" w:hAnsi="Calibri" w:eastAsia="Microsoft YaHei"/>
+                <w:rFonts w:ascii="Times New Roman" w:hAnsi="Times New Roman" w:eastAsia="宋体"/>
                 <w:b w:val="0"/>
-                <w:color w:val="232323"/>
-                <w:sz w:val="18"/>
+                <w:color w:val="000000"/>
+                <w:sz w:val="19"/>
               </w:rPr>
-              <w:t>高</w:t>
+              <w:t>P0</w:t>
             </w:r>
           </w:p>
         </w:tc>
@@ -2025,63 +1944,51 @@
         <w:tc>
           <w:tcPr>
             <w:tcW w:type="dxa" w:w="1900"/>
-            <w:vAlign w:val="center"/>
           </w:tcPr>
           <w:p>
-            <w:pPr>
-              <w:spacing w:before="0" w:after="0" w:line="276" w:lineRule="auto"/>
-            </w:pPr>
             <w:r/>
             <w:r>
               <w:rPr>
-                <w:rFonts w:ascii="Calibri" w:hAnsi="Calibri" w:eastAsia="Microsoft YaHei"/>
+                <w:rFonts w:ascii="Times New Roman" w:hAnsi="Times New Roman" w:eastAsia="宋体"/>
                 <w:b w:val="0"/>
-                <w:color w:val="232323"/>
-                <w:sz w:val="18"/>
+                <w:color w:val="000000"/>
+                <w:sz w:val="19"/>
               </w:rPr>
-              <w:t>动态定价策略</w:t>
+              <w:t>M7 停车行为大数据分析</w:t>
             </w:r>
           </w:p>
         </w:tc>
         <w:tc>
           <w:tcPr>
             <w:tcW w:type="dxa" w:w="5950"/>
-            <w:vAlign w:val="center"/>
           </w:tcPr>
           <w:p>
-            <w:pPr>
-              <w:spacing w:before="0" w:after="0" w:line="276" w:lineRule="auto"/>
-            </w:pPr>
             <w:r/>
             <w:r>
               <w:rPr>
-                <w:rFonts w:ascii="Calibri" w:hAnsi="Calibri" w:eastAsia="Microsoft YaHei"/>
+                <w:rFonts w:ascii="Times New Roman" w:hAnsi="Times New Roman" w:eastAsia="宋体"/>
                 <w:b w:val="0"/>
-                <w:color w:val="232323"/>
-                <w:sz w:val="18"/>
+                <w:color w:val="000000"/>
+                <w:sz w:val="19"/>
               </w:rPr>
-              <w:t>基于区域热度、时段和利用率调整价格，并控制价格浮动范围。</w:t>
+              <w:t>统计周转率、平均停车时长、饱和度和区域热度。</w:t>
             </w:r>
           </w:p>
         </w:tc>
         <w:tc>
           <w:tcPr>
             <w:tcW w:type="dxa" w:w="1750"/>
-            <w:vAlign w:val="center"/>
           </w:tcPr>
           <w:p>
-            <w:pPr>
-              <w:spacing w:before="0" w:after="0" w:line="276" w:lineRule="auto"/>
-            </w:pPr>
             <w:r/>
             <w:r>
               <w:rPr>
-                <w:rFonts w:ascii="Calibri" w:hAnsi="Calibri" w:eastAsia="Microsoft YaHei"/>
+                <w:rFonts w:ascii="Times New Roman" w:hAnsi="Times New Roman" w:eastAsia="宋体"/>
                 <w:b w:val="0"/>
-                <w:color w:val="232323"/>
-                <w:sz w:val="18"/>
+                <w:color w:val="000000"/>
+                <w:sz w:val="19"/>
               </w:rPr>
-              <w:t>中</w:t>
+              <w:t>P1</w:t>
             </w:r>
           </w:p>
         </w:tc>
@@ -2090,63 +1997,51 @@
         <w:tc>
           <w:tcPr>
             <w:tcW w:type="dxa" w:w="1900"/>
-            <w:vAlign w:val="center"/>
           </w:tcPr>
           <w:p>
-            <w:pPr>
-              <w:spacing w:before="0" w:after="0" w:line="276" w:lineRule="auto"/>
-            </w:pPr>
             <w:r/>
             <w:r>
               <w:rPr>
-                <w:rFonts w:ascii="Calibri" w:hAnsi="Calibri" w:eastAsia="Microsoft YaHei"/>
+                <w:rFonts w:ascii="Times New Roman" w:hAnsi="Times New Roman" w:eastAsia="宋体"/>
                 <w:b w:val="0"/>
-                <w:color w:val="232323"/>
-                <w:sz w:val="18"/>
+                <w:color w:val="000000"/>
+                <w:sz w:val="19"/>
               </w:rPr>
-              <w:t>共享停车管理</w:t>
+              <w:t>M8 动态定价策略引擎</w:t>
             </w:r>
           </w:p>
         </w:tc>
         <w:tc>
           <w:tcPr>
             <w:tcW w:type="dxa" w:w="5950"/>
-            <w:vAlign w:val="center"/>
           </w:tcPr>
           <w:p>
-            <w:pPr>
-              <w:spacing w:before="0" w:after="0" w:line="276" w:lineRule="auto"/>
-            </w:pPr>
             <w:r/>
             <w:r>
               <w:rPr>
-                <w:rFonts w:ascii="Calibri" w:hAnsi="Calibri" w:eastAsia="Microsoft YaHei"/>
+                <w:rFonts w:ascii="Times New Roman" w:hAnsi="Times New Roman" w:eastAsia="宋体"/>
                 <w:b w:val="0"/>
-                <w:color w:val="232323"/>
-                <w:sz w:val="18"/>
+                <w:color w:val="000000"/>
+                <w:sz w:val="19"/>
               </w:rPr>
-              <w:t>发布错时共享车位，支持预约和收益统计。</w:t>
+              <w:t>按时段、利用率、区域热度等规则模拟动态调价并记录原因。</w:t>
             </w:r>
           </w:p>
         </w:tc>
         <w:tc>
           <w:tcPr>
             <w:tcW w:type="dxa" w:w="1750"/>
-            <w:vAlign w:val="center"/>
           </w:tcPr>
           <w:p>
-            <w:pPr>
-              <w:spacing w:before="0" w:after="0" w:line="276" w:lineRule="auto"/>
-            </w:pPr>
             <w:r/>
             <w:r>
               <w:rPr>
-                <w:rFonts w:ascii="Calibri" w:hAnsi="Calibri" w:eastAsia="Microsoft YaHei"/>
+                <w:rFonts w:ascii="Times New Roman" w:hAnsi="Times New Roman" w:eastAsia="宋体"/>
                 <w:b w:val="0"/>
-                <w:color w:val="232323"/>
-                <w:sz w:val="18"/>
+                <w:color w:val="000000"/>
+                <w:sz w:val="19"/>
               </w:rPr>
-              <w:t>中</w:t>
+              <w:t>P1</w:t>
             </w:r>
           </w:p>
         </w:tc>
@@ -2155,63 +2050,51 @@
         <w:tc>
           <w:tcPr>
             <w:tcW w:type="dxa" w:w="1900"/>
-            <w:vAlign w:val="center"/>
           </w:tcPr>
           <w:p>
-            <w:pPr>
-              <w:spacing w:before="0" w:after="0" w:line="276" w:lineRule="auto"/>
-            </w:pPr>
             <w:r/>
             <w:r>
               <w:rPr>
-                <w:rFonts w:ascii="Calibri" w:hAnsi="Calibri" w:eastAsia="Microsoft YaHei"/>
+                <w:rFonts w:ascii="Times New Roman" w:hAnsi="Times New Roman" w:eastAsia="宋体"/>
                 <w:b w:val="0"/>
-                <w:color w:val="232323"/>
-                <w:sz w:val="18"/>
+                <w:color w:val="000000"/>
+                <w:sz w:val="19"/>
               </w:rPr>
-              <w:t>充电车位管理</w:t>
+              <w:t>M9 共享停车管理平台</w:t>
             </w:r>
           </w:p>
         </w:tc>
         <w:tc>
           <w:tcPr>
             <w:tcW w:type="dxa" w:w="5950"/>
-            <w:vAlign w:val="center"/>
           </w:tcPr>
           <w:p>
-            <w:pPr>
-              <w:spacing w:before="0" w:after="0" w:line="276" w:lineRule="auto"/>
-            </w:pPr>
             <w:r/>
             <w:r>
               <w:rPr>
-                <w:rFonts w:ascii="Calibri" w:hAnsi="Calibri" w:eastAsia="Microsoft YaHei"/>
+                <w:rFonts w:ascii="Times New Roman" w:hAnsi="Times New Roman" w:eastAsia="宋体"/>
                 <w:b w:val="0"/>
-                <w:color w:val="232323"/>
-                <w:sz w:val="18"/>
+                <w:color w:val="000000"/>
+                <w:sz w:val="19"/>
               </w:rPr>
-              <w:t>监测充电桩状态并识别燃油车占用充电位等异常。</w:t>
+              <w:t>支持车位主发布共享时段，用户预约共享车位并查看收益。</w:t>
             </w:r>
           </w:p>
         </w:tc>
         <w:tc>
           <w:tcPr>
             <w:tcW w:type="dxa" w:w="1750"/>
-            <w:vAlign w:val="center"/>
           </w:tcPr>
           <w:p>
-            <w:pPr>
-              <w:spacing w:before="0" w:after="0" w:line="276" w:lineRule="auto"/>
-            </w:pPr>
             <w:r/>
             <w:r>
               <w:rPr>
-                <w:rFonts w:ascii="Calibri" w:hAnsi="Calibri" w:eastAsia="Microsoft YaHei"/>
+                <w:rFonts w:ascii="Times New Roman" w:hAnsi="Times New Roman" w:eastAsia="宋体"/>
                 <w:b w:val="0"/>
-                <w:color w:val="232323"/>
-                <w:sz w:val="18"/>
+                <w:color w:val="000000"/>
+                <w:sz w:val="19"/>
               </w:rPr>
-              <w:t>低</w:t>
+              <w:t>P1</w:t>
             </w:r>
           </w:p>
         </w:tc>
@@ -2220,63 +2103,475 @@
         <w:tc>
           <w:tcPr>
             <w:tcW w:type="dxa" w:w="1900"/>
-            <w:vAlign w:val="center"/>
           </w:tcPr>
           <w:p>
-            <w:pPr>
-              <w:spacing w:before="0" w:after="0" w:line="276" w:lineRule="auto"/>
-            </w:pPr>
             <w:r/>
             <w:r>
               <w:rPr>
-                <w:rFonts w:ascii="Calibri" w:hAnsi="Calibri" w:eastAsia="Microsoft YaHei"/>
+                <w:rFonts w:ascii="Times New Roman" w:hAnsi="Times New Roman" w:eastAsia="宋体"/>
                 <w:b w:val="0"/>
-                <w:color w:val="232323"/>
-                <w:sz w:val="18"/>
+                <w:color w:val="000000"/>
+                <w:sz w:val="19"/>
               </w:rPr>
-              <w:t>大数据分析</w:t>
+              <w:t>M10 充电车位智能管理</w:t>
             </w:r>
           </w:p>
         </w:tc>
         <w:tc>
           <w:tcPr>
             <w:tcW w:type="dxa" w:w="5950"/>
-            <w:vAlign w:val="center"/>
           </w:tcPr>
           <w:p>
-            <w:pPr>
-              <w:spacing w:before="0" w:after="0" w:line="276" w:lineRule="auto"/>
-            </w:pPr>
             <w:r/>
             <w:r>
               <w:rPr>
-                <w:rFonts w:ascii="Calibri" w:hAnsi="Calibri" w:eastAsia="Microsoft YaHei"/>
+                <w:rFonts w:ascii="Times New Roman" w:hAnsi="Times New Roman" w:eastAsia="宋体"/>
                 <w:b w:val="0"/>
-                <w:color w:val="232323"/>
-                <w:sz w:val="18"/>
+                <w:color w:val="000000"/>
+                <w:sz w:val="19"/>
               </w:rPr>
-              <w:t>统计周转率、平均停车时长、峰值饱和度、区域热度等指标。</w:t>
+              <w:t>管理充电车位和充电桩状态，处理预约、故障和异常占用。</w:t>
             </w:r>
           </w:p>
         </w:tc>
         <w:tc>
           <w:tcPr>
             <w:tcW w:type="dxa" w:w="1750"/>
-            <w:vAlign w:val="center"/>
           </w:tcPr>
           <w:p>
-            <w:pPr>
-              <w:spacing w:before="0" w:after="0" w:line="276" w:lineRule="auto"/>
-            </w:pPr>
             <w:r/>
             <w:r>
               <w:rPr>
-                <w:rFonts w:ascii="Calibri" w:hAnsi="Calibri" w:eastAsia="Microsoft YaHei"/>
+                <w:rFonts w:ascii="Times New Roman" w:hAnsi="Times New Roman" w:eastAsia="宋体"/>
                 <w:b w:val="0"/>
-                <w:color w:val="232323"/>
-                <w:sz w:val="18"/>
+                <w:color w:val="000000"/>
+                <w:sz w:val="19"/>
               </w:rPr>
-              <w:t>高</w:t>
+              <w:t>P2</w:t>
+            </w:r>
+          </w:p>
+        </w:tc>
+      </w:tr>
+      <w:tr>
+        <w:tc>
+          <w:tcPr>
+            <w:tcW w:type="dxa" w:w="1900"/>
+          </w:tcPr>
+          <w:p>
+            <w:r/>
+            <w:r>
+              <w:rPr>
+                <w:rFonts w:ascii="Times New Roman" w:hAnsi="Times New Roman" w:eastAsia="宋体"/>
+                <w:b w:val="0"/>
+                <w:color w:val="000000"/>
+                <w:sz w:val="19"/>
+              </w:rPr>
+              <w:t>M11 违停自动抓拍与取证</w:t>
+            </w:r>
+          </w:p>
+        </w:tc>
+        <w:tc>
+          <w:tcPr>
+            <w:tcW w:type="dxa" w:w="5950"/>
+          </w:tcPr>
+          <w:p>
+            <w:r/>
+            <w:r>
+              <w:rPr>
+                <w:rFonts w:ascii="Times New Roman" w:hAnsi="Times New Roman" w:eastAsia="宋体"/>
+                <w:b w:val="0"/>
+                <w:color w:val="000000"/>
+                <w:sz w:val="19"/>
+              </w:rPr>
+              <w:t>模拟违停抓拍证据，支持审核、处理和监管推送。</w:t>
+            </w:r>
+          </w:p>
+        </w:tc>
+        <w:tc>
+          <w:tcPr>
+            <w:tcW w:type="dxa" w:w="1750"/>
+          </w:tcPr>
+          <w:p>
+            <w:r/>
+            <w:r>
+              <w:rPr>
+                <w:rFonts w:ascii="Times New Roman" w:hAnsi="Times New Roman" w:eastAsia="宋体"/>
+                <w:b w:val="0"/>
+                <w:color w:val="000000"/>
+                <w:sz w:val="19"/>
+              </w:rPr>
+              <w:t>P2</w:t>
+            </w:r>
+          </w:p>
+        </w:tc>
+      </w:tr>
+      <w:tr>
+        <w:tc>
+          <w:tcPr>
+            <w:tcW w:type="dxa" w:w="1900"/>
+          </w:tcPr>
+          <w:p>
+            <w:r/>
+            <w:r>
+              <w:rPr>
+                <w:rFonts w:ascii="Times New Roman" w:hAnsi="Times New Roman" w:eastAsia="宋体"/>
+                <w:b w:val="0"/>
+                <w:color w:val="000000"/>
+                <w:sz w:val="19"/>
+              </w:rPr>
+              <w:t>M12 长期停车月卡管理</w:t>
+            </w:r>
+          </w:p>
+        </w:tc>
+        <w:tc>
+          <w:tcPr>
+            <w:tcW w:type="dxa" w:w="5950"/>
+          </w:tcPr>
+          <w:p>
+            <w:r/>
+            <w:r>
+              <w:rPr>
+                <w:rFonts w:ascii="Times New Roman" w:hAnsi="Times New Roman" w:eastAsia="宋体"/>
+                <w:b w:val="0"/>
+                <w:color w:val="000000"/>
+                <w:sz w:val="19"/>
+              </w:rPr>
+              <w:t>支持月卡申请、审批、续费、绑定车辆和到期提醒。</w:t>
+            </w:r>
+          </w:p>
+        </w:tc>
+        <w:tc>
+          <w:tcPr>
+            <w:tcW w:type="dxa" w:w="1750"/>
+          </w:tcPr>
+          <w:p>
+            <w:r/>
+            <w:r>
+              <w:rPr>
+                <w:rFonts w:ascii="Times New Roman" w:hAnsi="Times New Roman" w:eastAsia="宋体"/>
+                <w:b w:val="0"/>
+                <w:color w:val="000000"/>
+                <w:sz w:val="19"/>
+              </w:rPr>
+              <w:t>P2</w:t>
+            </w:r>
+          </w:p>
+        </w:tc>
+      </w:tr>
+      <w:tr>
+        <w:tc>
+          <w:tcPr>
+            <w:tcW w:type="dxa" w:w="1900"/>
+          </w:tcPr>
+          <w:p>
+            <w:r/>
+            <w:r>
+              <w:rPr>
+                <w:rFonts w:ascii="Times New Roman" w:hAnsi="Times New Roman" w:eastAsia="宋体"/>
+                <w:b w:val="0"/>
+                <w:color w:val="000000"/>
+                <w:sz w:val="19"/>
+              </w:rPr>
+              <w:t>M13 车场运营管理后台</w:t>
+            </w:r>
+          </w:p>
+        </w:tc>
+        <w:tc>
+          <w:tcPr>
+            <w:tcW w:type="dxa" w:w="5950"/>
+          </w:tcPr>
+          <w:p>
+            <w:r/>
+            <w:r>
+              <w:rPr>
+                <w:rFonts w:ascii="Times New Roman" w:hAnsi="Times New Roman" w:eastAsia="宋体"/>
+                <w:b w:val="0"/>
+                <w:color w:val="000000"/>
+                <w:sz w:val="19"/>
+              </w:rPr>
+              <w:t>提供车位、订单、收入、设备和远程操作管理能力。</w:t>
+            </w:r>
+          </w:p>
+        </w:tc>
+        <w:tc>
+          <w:tcPr>
+            <w:tcW w:type="dxa" w:w="1750"/>
+          </w:tcPr>
+          <w:p>
+            <w:r/>
+            <w:r>
+              <w:rPr>
+                <w:rFonts w:ascii="Times New Roman" w:hAnsi="Times New Roman" w:eastAsia="宋体"/>
+                <w:b w:val="0"/>
+                <w:color w:val="000000"/>
+                <w:sz w:val="19"/>
+              </w:rPr>
+              <w:t>P0</w:t>
+            </w:r>
+          </w:p>
+        </w:tc>
+      </w:tr>
+      <w:tr>
+        <w:tc>
+          <w:tcPr>
+            <w:tcW w:type="dxa" w:w="1900"/>
+          </w:tcPr>
+          <w:p>
+            <w:r/>
+            <w:r>
+              <w:rPr>
+                <w:rFonts w:ascii="Times New Roman" w:hAnsi="Times New Roman" w:eastAsia="宋体"/>
+                <w:b w:val="0"/>
+                <w:color w:val="000000"/>
+                <w:sz w:val="19"/>
+              </w:rPr>
+              <w:t>M14 车主移动端APP/小程序</w:t>
+            </w:r>
+          </w:p>
+        </w:tc>
+        <w:tc>
+          <w:tcPr>
+            <w:tcW w:type="dxa" w:w="5950"/>
+          </w:tcPr>
+          <w:p>
+            <w:r/>
+            <w:r>
+              <w:rPr>
+                <w:rFonts w:ascii="Times New Roman" w:hAnsi="Times New Roman" w:eastAsia="宋体"/>
+                <w:b w:val="0"/>
+                <w:color w:val="000000"/>
+                <w:sz w:val="19"/>
+              </w:rPr>
+              <w:t>提供搜索、预约、支付、停车记录、发票和寻车入口。</w:t>
+            </w:r>
+          </w:p>
+        </w:tc>
+        <w:tc>
+          <w:tcPr>
+            <w:tcW w:type="dxa" w:w="1750"/>
+          </w:tcPr>
+          <w:p>
+            <w:r/>
+            <w:r>
+              <w:rPr>
+                <w:rFonts w:ascii="Times New Roman" w:hAnsi="Times New Roman" w:eastAsia="宋体"/>
+                <w:b w:val="0"/>
+                <w:color w:val="000000"/>
+                <w:sz w:val="19"/>
+              </w:rPr>
+              <w:t>P0</w:t>
+            </w:r>
+          </w:p>
+        </w:tc>
+      </w:tr>
+      <w:tr>
+        <w:tc>
+          <w:tcPr>
+            <w:tcW w:type="dxa" w:w="1900"/>
+          </w:tcPr>
+          <w:p>
+            <w:r/>
+            <w:r>
+              <w:rPr>
+                <w:rFonts w:ascii="Times New Roman" w:hAnsi="Times New Roman" w:eastAsia="宋体"/>
+                <w:b w:val="0"/>
+                <w:color w:val="000000"/>
+                <w:sz w:val="19"/>
+              </w:rPr>
+              <w:t>M15 反向寻车导航</w:t>
+            </w:r>
+          </w:p>
+        </w:tc>
+        <w:tc>
+          <w:tcPr>
+            <w:tcW w:type="dxa" w:w="5950"/>
+          </w:tcPr>
+          <w:p>
+            <w:r/>
+            <w:r>
+              <w:rPr>
+                <w:rFonts w:ascii="Times New Roman" w:hAnsi="Times New Roman" w:eastAsia="宋体"/>
+                <w:b w:val="0"/>
+                <w:color w:val="000000"/>
+                <w:sz w:val="19"/>
+              </w:rPr>
+              <w:t>按车牌或车位号定位车辆，生成楼层区域和步行指引。</w:t>
+            </w:r>
+          </w:p>
+        </w:tc>
+        <w:tc>
+          <w:tcPr>
+            <w:tcW w:type="dxa" w:w="1750"/>
+          </w:tcPr>
+          <w:p>
+            <w:r/>
+            <w:r>
+              <w:rPr>
+                <w:rFonts w:ascii="Times New Roman" w:hAnsi="Times New Roman" w:eastAsia="宋体"/>
+                <w:b w:val="0"/>
+                <w:color w:val="000000"/>
+                <w:sz w:val="19"/>
+              </w:rPr>
+              <w:t>P1</w:t>
+            </w:r>
+          </w:p>
+        </w:tc>
+      </w:tr>
+      <w:tr>
+        <w:tc>
+          <w:tcPr>
+            <w:tcW w:type="dxa" w:w="1900"/>
+          </w:tcPr>
+          <w:p>
+            <w:r/>
+            <w:r>
+              <w:rPr>
+                <w:rFonts w:ascii="Times New Roman" w:hAnsi="Times New Roman" w:eastAsia="宋体"/>
+                <w:b w:val="0"/>
+                <w:color w:val="000000"/>
+                <w:sz w:val="19"/>
+              </w:rPr>
+              <w:t>M16 设备运维管理平台</w:t>
+            </w:r>
+          </w:p>
+        </w:tc>
+        <w:tc>
+          <w:tcPr>
+            <w:tcW w:type="dxa" w:w="5950"/>
+          </w:tcPr>
+          <w:p>
+            <w:r/>
+            <w:r>
+              <w:rPr>
+                <w:rFonts w:ascii="Times New Roman" w:hAnsi="Times New Roman" w:eastAsia="宋体"/>
+                <w:b w:val="0"/>
+                <w:color w:val="000000"/>
+                <w:sz w:val="19"/>
+              </w:rPr>
+              <w:t>集中管理摄像头、道闸、诱导屏、充电桩等设备台账和告警。</w:t>
+            </w:r>
+          </w:p>
+        </w:tc>
+        <w:tc>
+          <w:tcPr>
+            <w:tcW w:type="dxa" w:w="1750"/>
+          </w:tcPr>
+          <w:p>
+            <w:r/>
+            <w:r>
+              <w:rPr>
+                <w:rFonts w:ascii="Times New Roman" w:hAnsi="Times New Roman" w:eastAsia="宋体"/>
+                <w:b w:val="0"/>
+                <w:color w:val="000000"/>
+                <w:sz w:val="19"/>
+              </w:rPr>
+              <w:t>P2</w:t>
+            </w:r>
+          </w:p>
+        </w:tc>
+      </w:tr>
+      <w:tr>
+        <w:tc>
+          <w:tcPr>
+            <w:tcW w:type="dxa" w:w="1900"/>
+          </w:tcPr>
+          <w:p>
+            <w:r/>
+            <w:r>
+              <w:rPr>
+                <w:rFonts w:ascii="Times New Roman" w:hAnsi="Times New Roman" w:eastAsia="宋体"/>
+                <w:b w:val="0"/>
+                <w:color w:val="000000"/>
+                <w:sz w:val="19"/>
+              </w:rPr>
+              <w:t>M17 城市停车监管平台</w:t>
+            </w:r>
+          </w:p>
+        </w:tc>
+        <w:tc>
+          <w:tcPr>
+            <w:tcW w:type="dxa" w:w="5950"/>
+          </w:tcPr>
+          <w:p>
+            <w:r/>
+            <w:r>
+              <w:rPr>
+                <w:rFonts w:ascii="Times New Roman" w:hAnsi="Times New Roman" w:eastAsia="宋体"/>
+                <w:b w:val="0"/>
+                <w:color w:val="000000"/>
+                <w:sz w:val="19"/>
+              </w:rPr>
+              <w:t>展示全市停车态势、供需分析、收费统计和政策评估结果。</w:t>
+            </w:r>
+          </w:p>
+        </w:tc>
+        <w:tc>
+          <w:tcPr>
+            <w:tcW w:type="dxa" w:w="1750"/>
+          </w:tcPr>
+          <w:p>
+            <w:r/>
+            <w:r>
+              <w:rPr>
+                <w:rFonts w:ascii="Times New Roman" w:hAnsi="Times New Roman" w:eastAsia="宋体"/>
+                <w:b w:val="0"/>
+                <w:color w:val="000000"/>
+                <w:sz w:val="19"/>
+              </w:rPr>
+              <w:t>P1</w:t>
+            </w:r>
+          </w:p>
+        </w:tc>
+      </w:tr>
+      <w:tr>
+        <w:tc>
+          <w:tcPr>
+            <w:tcW w:type="dxa" w:w="1900"/>
+          </w:tcPr>
+          <w:p>
+            <w:r/>
+            <w:r>
+              <w:rPr>
+                <w:rFonts w:ascii="Times New Roman" w:hAnsi="Times New Roman" w:eastAsia="宋体"/>
+                <w:b w:val="0"/>
+                <w:color w:val="000000"/>
+                <w:sz w:val="19"/>
+              </w:rPr>
+              <w:t>M18 商圈停车联合营销</w:t>
+            </w:r>
+          </w:p>
+        </w:tc>
+        <w:tc>
+          <w:tcPr>
+            <w:tcW w:type="dxa" w:w="5950"/>
+          </w:tcPr>
+          <w:p>
+            <w:r/>
+            <w:r>
+              <w:rPr>
+                <w:rFonts w:ascii="Times New Roman" w:hAnsi="Times New Roman" w:eastAsia="宋体"/>
+                <w:b w:val="0"/>
+                <w:color w:val="000000"/>
+                <w:sz w:val="19"/>
+              </w:rPr>
+              <w:t>配置商户优惠、停车券核销和营销效果统计。</w:t>
+            </w:r>
+          </w:p>
+        </w:tc>
+        <w:tc>
+          <w:tcPr>
+            <w:tcW w:type="dxa" w:w="1750"/>
+          </w:tcPr>
+          <w:p>
+            <w:r/>
+            <w:r>
+              <w:rPr>
+                <w:rFonts w:ascii="Times New Roman" w:hAnsi="Times New Roman" w:eastAsia="宋体"/>
+                <w:b w:val="0"/>
+                <w:color w:val="000000"/>
+                <w:sz w:val="19"/>
+              </w:rPr>
+              <w:t>P2</w:t>
             </w:r>
           </w:p>
         </w:tc>
@@ -2536,18 +2831,8 @@
             <w:vAlign w:val="center"/>
           </w:tcPr>
           <w:p>
-            <w:pPr>
-              <w:spacing w:before="0" w:after="0" w:line="276" w:lineRule="auto"/>
-            </w:pPr>
-            <w:r/>
             <w:r>
-              <w:rPr>
-                <w:rFonts w:ascii="Calibri" w:hAnsi="Calibri" w:eastAsia="Microsoft YaHei"/>
-                <w:b w:val="0"/>
-                <w:color w:val="232323"/>
-                <w:sz w:val="18"/>
-              </w:rPr>
-              <w:t>负责项目统筹、进度协调、数据库设计、核心接口开发和文档汇总。</w:t>
+              <w:t>负责项目统筹、进度协调、数据库设计、M2/M7/M8/M13/M16/M17数据运营与监管模块、文档汇总。</w:t>
             </w:r>
           </w:p>
         </w:tc>
@@ -2601,18 +2886,8 @@
             <w:vAlign w:val="center"/>
           </w:tcPr>
           <w:p>
-            <w:pPr>
-              <w:spacing w:before="0" w:after="0" w:line="276" w:lineRule="auto"/>
-            </w:pPr>
-            <w:r/>
             <w:r>
-              <w:rPr>
-                <w:rFonts w:ascii="Calibri" w:hAnsi="Calibri" w:eastAsia="Microsoft YaHei"/>
-                <w:b w:val="0"/>
-                <w:color w:val="232323"/>
-                <w:sz w:val="18"/>
-              </w:rPr>
-              <w:t>负责需求梳理、功能原型、车主端/管理端关键业务开发和测试用例设计。</w:t>
+              <w:t>负责产品原型、M1/M9/M10/M11/M12/M14车主端与扩展场景、测试用例设计。</w:t>
             </w:r>
           </w:p>
         </w:tc>
@@ -2666,18 +2941,8 @@
             <w:vAlign w:val="center"/>
           </w:tcPr>
           <w:p>
-            <w:pPr>
-              <w:spacing w:before="0" w:after="0" w:line="276" w:lineRule="auto"/>
-            </w:pPr>
-            <w:r/>
             <w:r>
-              <w:rPr>
-                <w:rFonts w:ascii="Calibri" w:hAnsi="Calibri" w:eastAsia="Microsoft YaHei"/>
-                <w:b w:val="0"/>
-                <w:color w:val="232323"/>
-                <w:sz w:val="18"/>
-              </w:rPr>
-              <w:t>负责需求分析、后台模块开发、质量检查、接口联调和文档校对。</w:t>
+              <w:t>负责需求分析、M3/M4/M5/M6/M15/M18车主停车路径与营销闭环、接口联调和文档校对。</w:t>
             </w:r>
           </w:p>
         </w:tc>
